--- a/public/files/claim-assignment-notice/claim-assignment-notice.docx
+++ b/public/files/claim-assignment-notice/claim-assignment-notice.docx
@@ -4,7 +4,7 @@
   <w:body>
     <w:p>
       <w:pPr>
-        <w:spacing w:after="37" w:before="0" w:line="312" w:lineRule="auto"/>
+        <w:spacing w:after="40" w:before="0" w:line="312" w:lineRule="auto"/>
         <w:jc w:val="center"/>
       </w:pPr>
       <w:r>
@@ -19,7 +19,7 @@
     </w:p>
     <w:p>
       <w:pPr>
-        <w:spacing w:after="92" w:before="0" w:line="312" w:lineRule="auto"/>
+        <w:spacing w:after="100" w:before="0" w:line="312" w:lineRule="auto"/>
         <w:jc w:val="left"/>
         <w:pBdr>
           <w:bottom w:val="single" w:sz="14" w:space="2" w:color="24384F"/>
@@ -35,7 +35,7 @@
     </w:p>
     <w:p>
       <w:pPr>
-        <w:spacing w:after="37" w:before="74" w:line="312" w:lineRule="auto"/>
+        <w:spacing w:after="40" w:before="80" w:line="312" w:lineRule="auto"/>
         <w:jc w:val="left"/>
         <w:pBdr>
           <w:bottom w:val="single" w:sz="6" w:space="2" w:color="C9D2DD"/>
@@ -76,7 +76,7 @@
       </w:tblGrid>
       <w:tr>
         <w:trPr>
-          <w:trHeight w:val="417" w:hRule="atLeast"/>
+          <w:trHeight w:val="453" w:hRule="atLeast"/>
         </w:trPr>
         <w:tc>
           <w:tcPr>
@@ -191,7 +191,7 @@
       </w:tr>
       <w:tr>
         <w:trPr>
-          <w:trHeight w:val="417" w:hRule="atLeast"/>
+          <w:trHeight w:val="453" w:hRule="atLeast"/>
         </w:trPr>
         <w:tc>
           <w:tcPr>
@@ -252,7 +252,7 @@
       </w:tr>
       <w:tr>
         <w:trPr>
-          <w:trHeight w:val="417" w:hRule="atLeast"/>
+          <w:trHeight w:val="453" w:hRule="atLeast"/>
         </w:trPr>
         <w:tc>
           <w:tcPr>
@@ -367,7 +367,7 @@
       </w:tr>
       <w:tr>
         <w:trPr>
-          <w:trHeight w:val="417" w:hRule="atLeast"/>
+          <w:trHeight w:val="453" w:hRule="atLeast"/>
         </w:trPr>
         <w:tc>
           <w:tcPr>
@@ -428,7 +428,7 @@
       </w:tr>
       <w:tr>
         <w:trPr>
-          <w:trHeight w:val="417" w:hRule="atLeast"/>
+          <w:trHeight w:val="453" w:hRule="atLeast"/>
         </w:trPr>
         <w:tc>
           <w:tcPr>
@@ -543,7 +543,7 @@
       </w:tr>
       <w:tr>
         <w:trPr>
-          <w:trHeight w:val="417" w:hRule="atLeast"/>
+          <w:trHeight w:val="453" w:hRule="atLeast"/>
         </w:trPr>
         <w:tc>
           <w:tcPr>
@@ -605,7 +605,7 @@
     </w:tbl>
     <w:p>
       <w:pPr>
-        <w:spacing w:after="37" w:before="0" w:line="312" w:lineRule="auto"/>
+        <w:spacing w:after="40" w:before="0" w:line="312" w:lineRule="auto"/>
         <w:jc w:val="left"/>
       </w:pPr>
       <w:r>
@@ -618,7 +618,7 @@
     </w:p>
     <w:p>
       <w:pPr>
-        <w:spacing w:after="37" w:before="74" w:line="312" w:lineRule="auto"/>
+        <w:spacing w:after="40" w:before="80" w:line="312" w:lineRule="auto"/>
         <w:jc w:val="left"/>
         <w:pBdr>
           <w:bottom w:val="single" w:sz="6" w:space="2" w:color="C9D2DD"/>
@@ -659,7 +659,7 @@
       </w:tblGrid>
       <w:tr>
         <w:trPr>
-          <w:trHeight w:val="417" w:hRule="atLeast"/>
+          <w:trHeight w:val="453" w:hRule="atLeast"/>
         </w:trPr>
         <w:tc>
           <w:tcPr>
@@ -720,7 +720,7 @@
       </w:tr>
       <w:tr>
         <w:trPr>
-          <w:trHeight w:val="417" w:hRule="atLeast"/>
+          <w:trHeight w:val="453" w:hRule="atLeast"/>
         </w:trPr>
         <w:tc>
           <w:tcPr>
@@ -835,7 +835,7 @@
       </w:tr>
       <w:tr>
         <w:trPr>
-          <w:trHeight w:val="417" w:hRule="atLeast"/>
+          <w:trHeight w:val="453" w:hRule="atLeast"/>
         </w:trPr>
         <w:tc>
           <w:tcPr>
@@ -950,7 +950,7 @@
       </w:tr>
       <w:tr>
         <w:trPr>
-          <w:trHeight w:val="417" w:hRule="atLeast"/>
+          <w:trHeight w:val="453" w:hRule="atLeast"/>
         </w:trPr>
         <w:tc>
           <w:tcPr>
@@ -1066,7 +1066,7 @@
       </w:tr>
       <w:tr>
         <w:trPr>
-          <w:trHeight w:val="417" w:hRule="atLeast"/>
+          <w:trHeight w:val="453" w:hRule="atLeast"/>
         </w:trPr>
         <w:tc>
           <w:tcPr>
@@ -1182,7 +1182,7 @@
     </w:tbl>
     <w:p>
       <w:pPr>
-        <w:spacing w:after="37" w:before="0" w:line="312" w:lineRule="auto"/>
+        <w:spacing w:after="40" w:before="0" w:line="312" w:lineRule="auto"/>
         <w:jc w:val="left"/>
       </w:pPr>
       <w:r>
@@ -1195,7 +1195,7 @@
     </w:p>
     <w:p>
       <w:pPr>
-        <w:spacing w:after="37" w:before="74" w:line="312" w:lineRule="auto"/>
+        <w:spacing w:after="40" w:before="80" w:line="312" w:lineRule="auto"/>
         <w:jc w:val="left"/>
         <w:pBdr>
           <w:bottom w:val="single" w:sz="6" w:space="2" w:color="C9D2DD"/>
@@ -1222,7 +1222,7 @@
     </w:p>
     <w:p>
       <w:pPr>
-        <w:spacing w:after="74" w:before="0" w:line="312" w:lineRule="auto"/>
+        <w:spacing w:after="80" w:before="0" w:line="312" w:lineRule="auto"/>
         <w:jc w:val="left"/>
       </w:pPr>
       <w:r>
@@ -1250,7 +1250,7 @@
       </w:tblGrid>
       <w:tr>
         <w:trPr>
-          <w:trHeight w:val="417" w:hRule="atLeast"/>
+          <w:trHeight w:val="453" w:hRule="atLeast"/>
         </w:trPr>
         <w:tc>
           <w:tcPr>
@@ -1311,7 +1311,7 @@
       </w:tr>
       <w:tr>
         <w:trPr>
-          <w:trHeight w:val="417" w:hRule="atLeast"/>
+          <w:trHeight w:val="453" w:hRule="atLeast"/>
         </w:trPr>
         <w:tc>
           <w:tcPr>
@@ -1427,7 +1427,7 @@
     </w:tbl>
     <w:p>
       <w:pPr>
-        <w:spacing w:after="37" w:before="0" w:line="312" w:lineRule="auto"/>
+        <w:spacing w:after="40" w:before="0" w:line="312" w:lineRule="auto"/>
         <w:jc w:val="left"/>
       </w:pPr>
       <w:r>
@@ -1440,7 +1440,7 @@
     </w:p>
     <w:p>
       <w:pPr>
-        <w:spacing w:after="37" w:before="0" w:line="312" w:lineRule="auto"/>
+        <w:spacing w:after="40" w:before="0" w:line="312" w:lineRule="auto"/>
         <w:jc w:val="left"/>
       </w:pPr>
       <w:r>
@@ -1466,7 +1466,7 @@
       </w:tblGrid>
       <w:tr>
         <w:trPr>
-          <w:trHeight w:val="1251" w:hRule="atLeast"/>
+          <w:trHeight w:val="1360" w:hRule="atLeast"/>
         </w:trPr>
         <w:tc>
           <w:tcPr>
@@ -1489,7 +1489,7 @@
               <w:rPr>
                 <w:rFonts w:ascii="Malgun Gothic" w:hAnsi="Malgun Gothic" w:eastAsia="Malgun Gothic" w:cs="Malgun Gothic"/>
                 <w:b w:val="0"/>
-                <w:sz w:val="20"/>
+                <w:sz w:val="19"/>
               </w:rPr>
             </w:r>
           </w:p>
@@ -1498,7 +1498,7 @@
     </w:tbl>
     <w:p>
       <w:pPr>
-        <w:spacing w:after="37" w:before="0" w:line="312" w:lineRule="auto"/>
+        <w:spacing w:after="40" w:before="0" w:line="312" w:lineRule="auto"/>
         <w:jc w:val="left"/>
       </w:pPr>
       <w:r>
@@ -1511,7 +1511,7 @@
     </w:p>
     <w:p>
       <w:pPr>
-        <w:spacing w:after="74" w:before="0" w:line="312" w:lineRule="auto"/>
+        <w:spacing w:after="80" w:before="0" w:line="312" w:lineRule="auto"/>
         <w:jc w:val="center"/>
       </w:pPr>
       <w:r>
@@ -1525,7 +1525,7 @@
     </w:p>
     <w:p>
       <w:pPr>
-        <w:spacing w:after="74" w:before="74" w:line="312" w:lineRule="auto"/>
+        <w:spacing w:after="80" w:before="80" w:line="312" w:lineRule="auto"/>
         <w:jc w:val="center"/>
       </w:pPr>
       <w:r>
@@ -1539,7 +1539,7 @@
     </w:p>
     <w:p>
       <w:pPr>
-        <w:spacing w:after="74" w:before="0" w:line="312" w:lineRule="auto"/>
+        <w:spacing w:after="80" w:before="0" w:line="312" w:lineRule="auto"/>
         <w:jc w:val="right"/>
       </w:pPr>
       <w:r>
@@ -1553,7 +1553,7 @@
     </w:p>
     <w:p>
       <w:pPr>
-        <w:spacing w:after="74" w:before="0" w:line="312" w:lineRule="auto"/>
+        <w:spacing w:after="80" w:before="0" w:line="312" w:lineRule="auto"/>
         <w:jc w:val="right"/>
       </w:pPr>
       <w:r>
@@ -1567,7 +1567,7 @@
     </w:p>
     <w:p>
       <w:pPr>
-        <w:spacing w:after="0" w:before="55" w:line="312" w:lineRule="auto"/>
+        <w:spacing w:after="0" w:before="60" w:line="312" w:lineRule="auto"/>
         <w:jc w:val="left"/>
       </w:pPr>
       <w:r>
